--- a/spa/docx/51.content.docx
+++ b/spa/docx/51.content.docx
@@ -214,7 +214,7 @@
         <w:rPr>
           <w:lang w:val="es_ES" w:bidi="es_ES"/>
         </w:rPr>
-        <w:t xml:space="preserve"> Pablo, apóstol de Cristo Jesús por la voluntad de Dios, y nuestro hermano Timoteo,</w:t>
+        <w:t xml:space="preserve"> Yo, Pablo, soy apóstol de Cristo Jesús por la voluntad de Dios. Escribo junto con nuestro hermano Timoteo</w:t>
       </w:r>
     </w:p>
     <w:p>
@@ -235,7 +235,7 @@
         <w:rPr>
           <w:lang w:val="es_ES" w:bidi="es_ES"/>
         </w:rPr>
-        <w:t xml:space="preserve"> a los santos y fieles hermanos en Cristo que están en Colosas: Que Dios nuestro Padre les conceda gracia y paz.</w:t>
+        <w:t xml:space="preserve"> a los santos y fieles hermanos en Cristo que están en Colosas. Que Dios nuestro Padre les conceda gracia y paz.</w:t>
       </w:r>
     </w:p>
     <w:p>
@@ -256,7 +256,7 @@
         <w:rPr>
           <w:lang w:val="es_ES" w:bidi="es_ES"/>
         </w:rPr>
-        <w:t xml:space="preserve"> Siempre que oramos por ustedes, damos gracias a Dios, el Padre de nuestro Señor Jesucristo,</w:t>
+        <w:t xml:space="preserve"> Siempre que oramos por ustedes, damos gracias a Dios, el Padre de nuestro Señor Jesucristo.</w:t>
       </w:r>
     </w:p>
     <w:p>
@@ -277,7 +277,7 @@
         <w:rPr>
           <w:lang w:val="es_ES" w:bidi="es_ES"/>
         </w:rPr>
-        <w:t xml:space="preserve"> porque hemos oído hablar de su fe en Cristo Jesús y del amor que tienen por todos los santos.</w:t>
+        <w:t xml:space="preserve"> Hemos oído hablar de su fe en Cristo Jesús y del amor que tienen por todos los santos.</w:t>
       </w:r>
     </w:p>
     <w:p>
@@ -298,7 +298,7 @@
         <w:rPr>
           <w:lang w:val="es_ES" w:bidi="es_ES"/>
         </w:rPr>
-        <w:t xml:space="preserve"> Tienen esa fe y amor debido a la esperanza de lo que les está reservado en el cielo, la cual conocieron por medio del mensaje de la verdad, es decir, del evangelio,</w:t>
+        <w:t xml:space="preserve"> Tienen esa fe y amor debido a la esperanza de lo que les está reservado en el cielo. La conocieron por medio del mensaje de la verdad, es decir, de las buenas noticias,</w:t>
       </w:r>
     </w:p>
     <w:p>
@@ -319,7 +319,7 @@
         <w:rPr>
           <w:lang w:val="es_ES" w:bidi="es_ES"/>
         </w:rPr>
-        <w:t xml:space="preserve"> que ha llegado hasta ustedes. Este evangelio está dando fruto y creciendo en todo el mundo, tal como lo ha hecho entre ustedes desde el día en que oyeron y entendieron la gracia de Dios en toda su verdad.</w:t>
+        <w:t xml:space="preserve"> que ha llegado hasta ustedes. Las buenas noticias están dando fruto y creciendo en todo el mundo, tal como lo han hecho entre ustedes desde el día en que oyeron y entendieron la gracia de Dios en toda su verdad.</w:t>
       </w:r>
     </w:p>
     <w:p>
@@ -403,7 +403,7 @@
         <w:rPr>
           <w:lang w:val="es_ES" w:bidi="es_ES"/>
         </w:rPr>
-        <w:t xml:space="preserve"> Así podrán vivir de manera digna del Señor, agradándole en todo. Darán fruto en toda buena obra y crecerán en el conocimiento de Dios,</w:t>
+        <w:t xml:space="preserve"> Así podrán vivir de manera digna del Señor, agradándole en todo. Darán fruto en toda buena obra y crecerán en el conocimiento de Dios.</w:t>
       </w:r>
     </w:p>
     <w:p>
@@ -424,7 +424,7 @@
         <w:rPr>
           <w:lang w:val="es_ES" w:bidi="es_ES"/>
         </w:rPr>
-        <w:t xml:space="preserve"> serán fortalecidios con su glorioso poder para que tengan toda la paciencia y constancia que necesitan;</w:t>
+        <w:t xml:space="preserve"> Serán fortalecidos con su glorioso poder para que tengan toda la paciencia y constancia que necesitan.</w:t>
       </w:r>
     </w:p>
     <w:p>
@@ -445,7 +445,7 @@
         <w:rPr>
           <w:lang w:val="es_ES" w:bidi="es_ES"/>
         </w:rPr>
-        <w:t xml:space="preserve"> darán gracias con alegría al Padre, que ha hecho que puedan participar de la herencia de los santos en la luz.</w:t>
+        <w:t xml:space="preserve"> Darán gracias con alegría al Padre, que ha hecho que puedan participar de la herencia de los santos en la luz.</w:t>
       </w:r>
     </w:p>
     <w:p>
@@ -466,7 +466,7 @@
         <w:rPr>
           <w:lang w:val="es_ES" w:bidi="es_ES"/>
         </w:rPr>
-        <w:t xml:space="preserve"> Él nos rescató del dominio de la oscuridad y nos trasladó al reino de su Hijo amado,</w:t>
+        <w:t xml:space="preserve"> Él nos rescató del dominio de la oscuridad y nos trasladó al reino de su Hijo amado.</w:t>
       </w:r>
     </w:p>
     <w:p>
@@ -487,7 +487,7 @@
         <w:rPr>
           <w:lang w:val="es_ES" w:bidi="es_ES"/>
         </w:rPr>
-        <w:t xml:space="preserve"> en quien tenemos redención, el perdón de nuestros pecados.</w:t>
+        <w:t xml:space="preserve"> En él tenemos redención, el perdón de nuestros pecados.</w:t>
       </w:r>
     </w:p>
     <w:p>
@@ -571,7 +571,7 @@
         <w:rPr>
           <w:lang w:val="es_ES" w:bidi="es_ES"/>
         </w:rPr>
-        <w:t xml:space="preserve"> Él es la cabeza del cuerpo, que es la iglesia.Él es el principio, el primogénito de entre los muertos, para que en todo tenga la preeminencia,</w:t>
+        <w:t xml:space="preserve"> Él es la cabeza del cuerpo, que es la iglesia. Él es el principio, el primogénito de entre los muertos. Así tiene en todo la preeminencia,</w:t>
       </w:r>
     </w:p>
     <w:p>
@@ -613,7 +613,7 @@
         <w:rPr>
           <w:lang w:val="es_ES" w:bidi="es_ES"/>
         </w:rPr>
-        <w:t xml:space="preserve"> Por medio de él, Dios reconcilió consigo todas las cosas, tanto las que están en la tierra como las que están en el cielo, haciendo la paz mediante la sangre que derramó en la cruz.</w:t>
+        <w:t xml:space="preserve"> Por medio de él, Dios reconcilió consigo todas las cosas, tanto las que están en la tierra como las que están en el cielo. Hizo la paz mediante la sangre que derramó en la cruz.</w:t>
       </w:r>
     </w:p>
     <w:p>
@@ -676,7 +676,7 @@
         <w:rPr>
           <w:lang w:val="es_ES" w:bidi="es_ES"/>
         </w:rPr>
-        <w:t xml:space="preserve"> Ahora bien, esto es así si ustedes se mantienen firmes en la fe, bien cimentados y estables, sin apartarse de la esperanza del evangelio que oyeron. Este evangelio se está proclamando en toda la creación bajo el cielo, y yo, Pablo, he sido hecho servidor de él.</w:t>
+        <w:t xml:space="preserve"> Ahora bien, esto es así si ustedes se mantienen firmes en la fe, bien cimentados y estables, sin apartarse de la esperanza de las buenas noticias que oyeron. Las buenas noticias se están proclamando en toda la creación bajo el cielo. Yo, Pablo, he sido hecho servidor de ellas.</w:t>
       </w:r>
     </w:p>
     <w:p>
@@ -697,7 +697,7 @@
         <w:rPr>
           <w:lang w:val="es_ES" w:bidi="es_ES"/>
         </w:rPr>
-        <w:t xml:space="preserve"> Ahora me alegro de mis sufrimientos por ustedes, porque así completo en mi cuerpo lo que falta de las aflicciones de Cristo por su cuerpo, que es la iglesia.</w:t>
+        <w:t xml:space="preserve"> Ahora me alegro de mis sufrimientos por ustedes. Así completo en mi cuerpo lo que falta de las aflicciones de Cristo por su cuerpo, que es la iglesia.</w:t>
       </w:r>
     </w:p>
     <w:p>
@@ -718,7 +718,7 @@
         <w:rPr>
           <w:lang w:val="es_ES" w:bidi="es_ES"/>
         </w:rPr>
-        <w:t xml:space="preserve"> Yo he sido hecho servidor de la iglesia conforme al plan que Dios me encomendó para ustedes: el de dar a conocer plenamente la palabra de Dios.</w:t>
+        <w:t xml:space="preserve"> Yo he sido hecho servidor de la iglesia conforme al plan que Dios me encomendó para ustedes. Es el plan de dar a conocer plenamente la palabra de Dios.</w:t>
       </w:r>
     </w:p>
     <w:p>
@@ -781,7 +781,7 @@
         <w:rPr>
           <w:lang w:val="es_ES" w:bidi="es_ES"/>
         </w:rPr>
-        <w:t xml:space="preserve"> Y roclamamos a Cristo, aconsejando y enseñando a todos con toda sabiduría, para presentar perfecta en Cristo a cada persona.</w:t>
+        <w:t xml:space="preserve"> Y proclamamos a Cristo, aconsejando y enseñando a todos con toda sabiduría, para presentar perfecta en Cristo a cada persona.</w:t>
       </w:r>
     </w:p>
     <w:p>
@@ -860,7 +860,7 @@
         <w:rPr>
           <w:lang w:val="es_ES" w:bidi="es_ES"/>
         </w:rPr>
-        <w:t xml:space="preserve"> Quiero que cobren ánimo, que estén unidos en amor y alcancen toda la riqueza que proviene de tener plena seguridad y entendimiento. Así conocerán el misterio de Dios, es decir, a Cristo.</w:t>
+        <w:t xml:space="preserve"> Quiero que cobren ánimo y que estén unidos en amor. Quiero que alcancen toda la riqueza que proviene de tener plena seguridad y entendimiento. Así conocerán el misterio de Dios, es decir, a Cristo.</w:t>
       </w:r>
     </w:p>
     <w:p>
@@ -944,7 +944,7 @@
         <w:rPr>
           <w:lang w:val="es_ES" w:bidi="es_ES"/>
         </w:rPr>
-        <w:t xml:space="preserve"> Por tanto, de la misma manera que recibieron a Cristo Jesús como Señor, vivan en él;</w:t>
+        <w:t xml:space="preserve"> Por tanto, de la misma manera que recibieron a Cristo Jesús como Señor, vivan en él.</w:t>
       </w:r>
     </w:p>
     <w:p>
@@ -965,7 +965,7 @@
         <w:rPr>
           <w:lang w:val="es_ES" w:bidi="es_ES"/>
         </w:rPr>
-        <w:t xml:space="preserve"> vivan arraigados y edificados en él, confirmados en la fe que les enseñaron, y rebosen de gratitud.</w:t>
+        <w:t xml:space="preserve"> Vivan arraigados y edificados en él, confirmados en la fe que les enseñaron. Y rebosen de gratitud.</w:t>
       </w:r>
     </w:p>
     <w:p>
@@ -986,7 +986,7 @@
         <w:rPr>
           <w:lang w:val="es_ES" w:bidi="es_ES"/>
         </w:rPr>
-        <w:t xml:space="preserve"> Tengan cuidado de que nadie los cautive con filosofías huecas y engañosas, basadas en tradiciones humanas y en los principios de este mundo, y no en Cristo.</w:t>
+        <w:t xml:space="preserve"> Tengan cuidado de que nadie los cautive con filosofías huecas y engañosas. Tales filosofías están basadas en tradiciones humanas y en los principios de este mundo, y no en Cristo.</w:t>
       </w:r>
     </w:p>
     <w:p>
@@ -1007,7 +1007,7 @@
         <w:rPr>
           <w:lang w:val="es_ES" w:bidi="es_ES"/>
         </w:rPr>
-        <w:t xml:space="preserve"> En Cristo habita corporalmente toda la plenitud de la divinidad,</w:t>
+        <w:t xml:space="preserve"> En Cristo habita corporalmente toda la plenitud de la divinidad.</w:t>
       </w:r>
     </w:p>
     <w:p>
@@ -1028,7 +1028,7 @@
         <w:rPr>
           <w:lang w:val="es_ES" w:bidi="es_ES"/>
         </w:rPr>
-        <w:t xml:space="preserve"> y ustedes, al estar unidos a él, han alcanzado esa plenitud. Él es la cabeza de todo poder y autoridad.</w:t>
+        <w:t xml:space="preserve"> Ustedes, al estar unidos a él, han alcanzado esa plenitud. Él es la cabeza de todo poder y autoridad.</w:t>
       </w:r>
     </w:p>
     <w:p>
@@ -1049,7 +1049,7 @@
         <w:rPr>
           <w:lang w:val="es_ES" w:bidi="es_ES"/>
         </w:rPr>
-        <w:t xml:space="preserve"> En él fueron circuncidados, no con una circuncisión hecha por manos humanas, sino con la circuncisión de Cristo, que consiste en despojarse de la naturaleza pecaminosa.</w:t>
+        <w:t xml:space="preserve"> En él fueron circuncidados, no con una circuncisión hecha por manos humanas, sino con la circuncisión de Cristo. Esto consiste en despojarse de la naturaleza pecaminosa.</w:t>
       </w:r>
     </w:p>
     <w:p>
@@ -1070,7 +1070,7 @@
         <w:rPr>
           <w:lang w:val="es_ES" w:bidi="es_ES"/>
         </w:rPr>
-        <w:t xml:space="preserve"> Con él fueron sepultados en el bautismo y con él resucitaron mediante la fe en el poder de Dios que lo resucitó de los muertos.</w:t>
+        <w:t xml:space="preserve"> Con él fueron sepultados en el bautismo. Con él resucitaron mediante la fe en el poder de Dios que lo resucitó de los muertos.</w:t>
       </w:r>
     </w:p>
     <w:p>
@@ -1091,7 +1091,7 @@
         <w:rPr>
           <w:lang w:val="es_ES" w:bidi="es_ES"/>
         </w:rPr>
-        <w:t xml:space="preserve"> Ustedes estaban muertos en sus pecados y en su naturaleza pecaminosa, pero Dios les dio vida juntamente con Cristo y les perdonó todos sus pecados.</w:t>
+        <w:t xml:space="preserve"> Ustedes estaban muertos en sus pecados y en su naturaleza pecaminosa, pero Dios les dio vida juntamente con Cristo. Les perdonó todos sus pecados.</w:t>
       </w:r>
     </w:p>
     <w:p>
@@ -1154,7 +1154,7 @@
         <w:rPr>
           <w:lang w:val="es_ES" w:bidi="es_ES"/>
         </w:rPr>
-        <w:t xml:space="preserve"> Por lo tanto, que nadie los juzgue por lo que comen o beben, ni con respecto a días de fiesta, lunas nuevas o sábados.</w:t>
+        <w:t xml:space="preserve"> Por lo tanto, que nadie los juzgue por lo que comen o beben, ni con respecto a días de fiesta, lunas nuevas o días de reposo.</w:t>
       </w:r>
     </w:p>
     <w:p>
@@ -1238,7 +1238,7 @@
         <w:rPr>
           <w:lang w:val="es_ES" w:bidi="es_ES"/>
         </w:rPr>
-        <w:t xml:space="preserve"> Si ustedes murieron con Cristo y quedaron liberados de los poderes que dominan el mundo, ¿por qué se someten a reglas como si todavía pertenecieran al mundo?</w:t>
+        <w:t xml:space="preserve"> Ustedes murieron con Cristo y quedaron liberados de los poderes que dominan el mundo. Entonces ¿por qué se someten a reglas como si todavía pertenecieran al mundo?</w:t>
       </w:r>
     </w:p>
     <w:p>
@@ -1259,7 +1259,7 @@
         <w:rPr>
           <w:lang w:val="es_ES" w:bidi="es_ES"/>
         </w:rPr>
-        <w:t xml:space="preserve"> Me refiero a reglas como: «No toques esto, no comas aquello, no tomes eso»?</w:t>
+        <w:t xml:space="preserve"> Me refiero a reglas como: “No toques esto, no comas aquello, no tomes eso”.</w:t>
       </w:r>
     </w:p>
     <w:p>
@@ -1301,7 +1301,7 @@
         <w:rPr>
           <w:lang w:val="es_ES" w:bidi="es_ES"/>
         </w:rPr>
-        <w:t xml:space="preserve"> Estas reglas pueden parecer sabias porque aparentan gran devoción religiosa, humildad y disciplina corporal, pero no sirven para controlar los deseos pecaminosos.</w:t>
+        <w:t xml:space="preserve"> Estas reglas pueden parecer sabias porque aparentan gran devoción religiosa, humildad y disciplina corporal. Pero no sirven para controlar los deseos pecaminosos.</w:t>
       </w:r>
     </w:p>
     <w:p>
@@ -1359,7 +1359,7 @@
         <w:rPr>
           <w:lang w:val="es_ES" w:bidi="es_ES"/>
         </w:rPr>
-        <w:t xml:space="preserve"> Concentren su pensamiento en las cosas de arriba, no en las cosas terrenales,</w:t>
+        <w:t xml:space="preserve"> Concentren su pensamiento en las cosas de arriba, no en las cosas terrenales.</w:t>
       </w:r>
     </w:p>
     <w:p>
@@ -1380,7 +1380,7 @@
         <w:rPr>
           <w:lang w:val="es_ES" w:bidi="es_ES"/>
         </w:rPr>
-        <w:t xml:space="preserve"> porque ustedes han muerto, y su vida está escondida con Cristo en Dios.</w:t>
+        <w:t xml:space="preserve"> Lo digo porque ustedes han muerto, y su vida está escondida con Cristo en Dios.</w:t>
       </w:r>
     </w:p>
     <w:p>
@@ -1464,7 +1464,7 @@
         <w:rPr>
           <w:lang w:val="es_ES" w:bidi="es_ES"/>
         </w:rPr>
-        <w:t xml:space="preserve"> Ustedes también solían vivir así cuando practicaban esas cosas,</w:t>
+        <w:t xml:space="preserve"> Ustedes también solían vivir así cuando practicaban esas cosas.</w:t>
       </w:r>
     </w:p>
     <w:p>
@@ -1485,7 +1485,7 @@
         <w:rPr>
           <w:lang w:val="es_ES" w:bidi="es_ES"/>
         </w:rPr>
-        <w:t xml:space="preserve"> pero dejen ya todas estas cosas: ira, enojo, malicia, calumnias y palabras obscenas.</w:t>
+        <w:t xml:space="preserve"> Pero dejen ya todas estas cosas: ira, enojo, malicia, calumnias y palabras obscenas.</w:t>
       </w:r>
     </w:p>
     <w:p>
@@ -1548,7 +1548,7 @@
         <w:rPr>
           <w:lang w:val="es_ES" w:bidi="es_ES"/>
         </w:rPr>
-        <w:t xml:space="preserve"> En esta nueva naturaleza no hay griego ni judío, circunciso ni incircunciso, extranjero ni forastero, esclavo ni libre, sino que Cristo es todo y está en todos.</w:t>
+        <w:t xml:space="preserve"> En esta nueva naturaleza no hay griego ni judío, circunciso ni incircunciso, extranjero ni forastero, esclavo ni libre. En cambio, Cristo es todo y está en todos.</w:t>
       </w:r>
     </w:p>
     <w:p>
@@ -1779,7 +1779,7 @@
         <w:rPr>
           <w:lang w:val="es_ES" w:bidi="es_ES"/>
         </w:rPr>
-        <w:t xml:space="preserve"> Esclavos, obedezcan en todo a sus amos terrenales, no solo cuando los están vigilando, como si quisieran ganarse su favor con apariencias, sino con sinceridad de corazón y por respeto al Señor.</w:t>
+        <w:t xml:space="preserve"> Esclavos, obedezcan en todo a sus amos terrenales, no solo cuando los están vigilando, como si quisieran ganarse su favor con apariencias. En cambio obedézcanlos con sinceridad de corazón y por respeto al Señor.</w:t>
       </w:r>
     </w:p>
     <w:p>
@@ -1900,7 +1900,7 @@
         <w:rPr>
           <w:lang w:val="es_ES" w:bidi="es_ES"/>
         </w:rPr>
-        <w:t xml:space="preserve"> Dedíquense a la oración, perseveren en ella y den gracias a Dios.</w:t>
+        <w:t xml:space="preserve"> Dedíquense todos a la oración. Perseveren en ella y den gracias a Dios.</w:t>
       </w:r>
     </w:p>
     <w:p>
@@ -1963,7 +1963,7 @@
         <w:rPr>
           <w:lang w:val="es_ES" w:bidi="es_ES"/>
         </w:rPr>
-        <w:t xml:space="preserve"> Compórtense con sabiduría entre de los que no son creyentes y aprovechen bien cada oportunidad.</w:t>
+        <w:t xml:space="preserve"> Compórtense con sabiduría entre los que no son creyentes y aprovechen bien cada oportunidad.</w:t>
       </w:r>
     </w:p>
     <w:p>
@@ -2089,7 +2089,7 @@
         <w:rPr>
           <w:lang w:val="es_ES" w:bidi="es_ES"/>
         </w:rPr>
-        <w:t xml:space="preserve"> Jesús, llamado el Justo, también los saluda. Estos son los únicos judíos creyentes que trabajan conmigo por el reino de Dios, y han sido un gran consuelo para mí.</w:t>
+        <w:t xml:space="preserve"> Jesús, llamado el Justo, también los saluda. Estos son los únicos judíos creyentes que trabajan conmigo por el reino de Dios. Han sido un gran consuelo para mí.</w:t>
       </w:r>
     </w:p>
     <w:p>
@@ -2173,7 +2173,7 @@
         <w:rPr>
           <w:lang w:val="es_ES" w:bidi="es_ES"/>
         </w:rPr>
-        <w:t xml:space="preserve"> Saluden a los hermanos de Laodicea, a Ninfas y a los que se reúnen en su casa.</w:t>
+        <w:t xml:space="preserve"> Saluden a los hermanos de Laodicea. Saluden a Ninfas y a los que se reúnen en su casa.</w:t>
       </w:r>
     </w:p>
     <w:p>
